--- a/Linux/LINUX-TECHIE.docx
+++ b/Linux/LINUX-TECHIE.docx
@@ -10478,10 +10478,7 @@
         <w:spacing w:before="30" w:after="30" w:line="240" w:lineRule="auto"/>
       </w:pPr>
       <w:r>
-        <w:t>I</w:t>
-      </w:r>
-      <w:r>
-        <w:t>nsert Text Before a Specific Line Number</w:t>
+        <w:t>Insert Text Before a Specific Line Number</w:t>
       </w:r>
     </w:p>
     <w:p>
@@ -11427,9 +11424,7 @@
           <w:lang w:eastAsia="en-IN"/>
         </w:rPr>
       </w:pPr>
-      <w:bookmarkStart w:id="0" w:name="_GoBack"/>
-    </w:p>
-    <w:bookmarkEnd w:id="0"/>
+    </w:p>
     <w:p>
       <w:pPr>
         <w:spacing w:before="30" w:after="30" w:line="240" w:lineRule="auto"/>
@@ -11501,13 +11496,6 @@
     <w:p>
       <w:pPr>
         <w:spacing w:before="30" w:after="30" w:line="240" w:lineRule="auto"/>
-        <w:rPr>
-          <w:rFonts w:ascii="Times New Roman" w:eastAsia="Times New Roman" w:hAnsi="Times New Roman" w:cs="Times New Roman"/>
-          <w:color w:val="1D1C1D"/>
-          <w:sz w:val="24"/>
-          <w:szCs w:val="24"/>
-          <w:lang w:eastAsia="en-IN"/>
-        </w:rPr>
       </w:pPr>
       <w:r>
         <w:t xml:space="preserve">There are several ways to copy a file from a </w:t>
@@ -11543,7 +11531,7 @@
         <w:rPr>
           <w:rStyle w:val="Strong"/>
         </w:rPr>
-        <w:t>SFTP</w:t>
+        <w:t>SFT</w:t>
       </w:r>
       <w:r>
         <w:t>.</w:t>
@@ -11551,20 +11539,115 @@
     </w:p>
     <w:p>
       <w:pPr>
-        <w:numPr>
-          <w:ilvl w:val="0"/>
-          <w:numId w:val="1"/>
-        </w:numPr>
-        <w:spacing w:before="30" w:after="30" w:line="240" w:lineRule="auto"/>
-        <w:ind w:left="360"/>
-        <w:rPr>
-          <w:rFonts w:ascii="Times New Roman" w:eastAsia="Times New Roman" w:hAnsi="Times New Roman" w:cs="Times New Roman"/>
-          <w:color w:val="1D1C1D"/>
-          <w:sz w:val="24"/>
-          <w:szCs w:val="24"/>
-          <w:lang w:eastAsia="en-IN"/>
-        </w:rPr>
-      </w:pPr>
+        <w:spacing w:before="30" w:after="30" w:line="240" w:lineRule="auto"/>
+        <w:rPr>
+          <w:b/>
+          <w:bCs/>
+        </w:rPr>
+      </w:pPr>
+      <w:r>
+        <w:rPr>
+          <w:noProof/>
+        </w:rPr>
+        <w:drawing>
+          <wp:inline distT="0" distB="0" distL="0" distR="0" wp14:anchorId="7EAA4D3C" wp14:editId="3067C635">
+            <wp:extent cx="5731510" cy="2604135"/>
+            <wp:effectExtent l="0" t="0" r="2540" b="5715"/>
+            <wp:docPr id="15" name="Picture 15"/>
+            <wp:cNvGraphicFramePr>
+              <a:graphicFrameLocks xmlns:a="http://schemas.openxmlformats.org/drawingml/2006/main" noChangeAspect="1"/>
+            </wp:cNvGraphicFramePr>
+            <a:graphic xmlns:a="http://schemas.openxmlformats.org/drawingml/2006/main">
+              <a:graphicData uri="http://schemas.openxmlformats.org/drawingml/2006/picture">
+                <pic:pic xmlns:pic="http://schemas.openxmlformats.org/drawingml/2006/picture">
+                  <pic:nvPicPr>
+                    <pic:cNvPr id="1" name=""/>
+                    <pic:cNvPicPr/>
+                  </pic:nvPicPr>
+                  <pic:blipFill>
+                    <a:blip r:embed="rId19"/>
+                    <a:stretch>
+                      <a:fillRect/>
+                    </a:stretch>
+                  </pic:blipFill>
+                  <pic:spPr>
+                    <a:xfrm>
+                      <a:off x="0" y="0"/>
+                      <a:ext cx="5731510" cy="2604135"/>
+                    </a:xfrm>
+                    <a:prstGeom prst="rect">
+                      <a:avLst/>
+                    </a:prstGeom>
+                  </pic:spPr>
+                </pic:pic>
+              </a:graphicData>
+            </a:graphic>
+          </wp:inline>
+        </w:drawing>
+      </w:r>
+    </w:p>
+    <w:p>
+      <w:pPr>
+        <w:spacing w:before="30" w:after="30" w:line="240" w:lineRule="auto"/>
+        <w:rPr>
+          <w:b/>
+          <w:bCs/>
+        </w:rPr>
+      </w:pPr>
+      <w:r>
+        <w:rPr>
+          <w:b/>
+          <w:bCs/>
+        </w:rPr>
+        <w:t xml:space="preserve">INSTALL </w:t>
+      </w:r>
+      <w:proofErr w:type="spellStart"/>
+      <w:r>
+        <w:rPr>
+          <w:b/>
+          <w:bCs/>
+        </w:rPr>
+        <w:t>winscp</w:t>
+      </w:r>
+      <w:proofErr w:type="spellEnd"/>
+      <w:r>
+        <w:rPr>
+          <w:b/>
+          <w:bCs/>
+        </w:rPr>
+        <w:t xml:space="preserve"> in windows machine</w:t>
+      </w:r>
+    </w:p>
+    <w:p>
+      <w:pPr>
+        <w:spacing w:before="30" w:after="30" w:line="240" w:lineRule="auto"/>
+        <w:rPr>
+          <w:b/>
+          <w:bCs/>
+        </w:rPr>
+      </w:pPr>
+    </w:p>
+    <w:p>
+      <w:pPr>
+        <w:spacing w:before="30" w:after="30" w:line="240" w:lineRule="auto"/>
+        <w:rPr>
+          <w:rFonts w:ascii="Times New Roman" w:eastAsia="Times New Roman" w:hAnsi="Times New Roman" w:cs="Times New Roman"/>
+          <w:color w:val="1D1C1D"/>
+          <w:sz w:val="24"/>
+          <w:szCs w:val="24"/>
+          <w:lang w:eastAsia="en-IN"/>
+        </w:rPr>
+      </w:pPr>
+      <w:r>
+        <w:rPr>
+          <w:rFonts w:ascii="Times New Roman" w:eastAsia="Times New Roman" w:hAnsi="Times New Roman" w:cs="Times New Roman"/>
+          <w:color w:val="1D1C1D"/>
+          <w:sz w:val="24"/>
+          <w:szCs w:val="24"/>
+          <w:lang w:eastAsia="en-IN"/>
+        </w:rPr>
+        <w:t>42.</w:t>
+      </w:r>
       <w:r>
         <w:rPr>
           <w:rFonts w:ascii="Times New Roman" w:eastAsia="Times New Roman" w:hAnsi="Times New Roman" w:cs="Times New Roman"/>
@@ -11586,18 +11669,749 @@
         </w:rPr>
         <w:t>sed</w:t>
       </w:r>
-      <w:proofErr w:type="spellEnd"/>
-    </w:p>
-    <w:p/>
-    <w:p>
-      <w:pPr>
-        <w:rPr>
-          <w:color w:val="000000" w:themeColor="text1"/>
-          <w:sz w:val="44"/>
-          <w:szCs w:val="44"/>
+      <w:bookmarkStart w:id="0" w:name="_GoBack"/>
+      <w:bookmarkEnd w:id="0"/>
+      <w:proofErr w:type="spellEnd"/>
+    </w:p>
+    <w:p>
+      <w:pPr>
+        <w:pStyle w:val="NoSpacing"/>
+        <w:rPr>
+          <w:b/>
+        </w:rPr>
+      </w:pPr>
+      <w:r>
+        <w:rPr>
+          <w:b/>
+        </w:rPr>
+        <w:t>5-Uses cases for AWK</w:t>
+      </w:r>
+    </w:p>
+    <w:p>
+      <w:pPr>
+        <w:pStyle w:val="NoSpacing"/>
+        <w:rPr>
+          <w:b/>
+        </w:rPr>
+      </w:pPr>
+      <w:r>
+        <w:rPr>
+          <w:b/>
+        </w:rPr>
+        <w:t>1.</w:t>
+      </w:r>
+      <w:r>
+        <w:rPr>
+          <w:b/>
+        </w:rPr>
+        <w:t>Print a specific column</w:t>
+      </w:r>
+    </w:p>
+    <w:p>
+      <w:pPr>
+        <w:pStyle w:val="NoSpacing"/>
+        <w:rPr>
+          <w:b/>
           <w:lang w:val="en-US"/>
         </w:rPr>
       </w:pPr>
+      <w:proofErr w:type="spellStart"/>
+      <w:proofErr w:type="gramStart"/>
+      <w:r>
+        <w:rPr>
+          <w:b/>
+          <w:lang w:val="en-US"/>
+        </w:rPr>
+        <w:t>Cmd</w:t>
+      </w:r>
+      <w:proofErr w:type="spellEnd"/>
+      <w:r>
+        <w:rPr>
+          <w:b/>
+          <w:lang w:val="en-US"/>
+        </w:rPr>
+        <w:t xml:space="preserve"> :</w:t>
+      </w:r>
+      <w:proofErr w:type="gramEnd"/>
+      <w:r>
+        <w:rPr>
+          <w:b/>
+          <w:lang w:val="en-US"/>
+        </w:rPr>
+        <w:t xml:space="preserve"> </w:t>
+      </w:r>
+      <w:proofErr w:type="spellStart"/>
+      <w:r>
+        <w:rPr>
+          <w:b/>
+          <w:lang w:val="en-US"/>
+        </w:rPr>
+        <w:t>awk</w:t>
+      </w:r>
+      <w:proofErr w:type="spellEnd"/>
+      <w:r>
+        <w:rPr>
+          <w:b/>
+          <w:lang w:val="en-US"/>
+        </w:rPr>
+        <w:t xml:space="preserve"> '{print $1}' file.txt</w:t>
+      </w:r>
+    </w:p>
+    <w:p>
+      <w:pPr>
+        <w:pStyle w:val="NoSpacing"/>
+        <w:rPr>
+          <w:b/>
+        </w:rPr>
+      </w:pPr>
+      <w:r>
+        <w:rPr>
+          <w:b/>
+        </w:rPr>
+        <w:t>2.Print Multiple-Lines</w:t>
+      </w:r>
+    </w:p>
+    <w:p>
+      <w:pPr>
+        <w:pStyle w:val="NoSpacing"/>
+        <w:rPr>
+          <w:b/>
+        </w:rPr>
+      </w:pPr>
+      <w:proofErr w:type="spellStart"/>
+      <w:proofErr w:type="gramStart"/>
+      <w:r>
+        <w:rPr>
+          <w:b/>
+        </w:rPr>
+        <w:t>Cmd</w:t>
+      </w:r>
+      <w:proofErr w:type="spellEnd"/>
+      <w:r>
+        <w:rPr>
+          <w:b/>
+        </w:rPr>
+        <w:t xml:space="preserve"> :</w:t>
+      </w:r>
+      <w:proofErr w:type="gramEnd"/>
+      <w:r>
+        <w:rPr>
+          <w:b/>
+        </w:rPr>
+        <w:t xml:space="preserve"> </w:t>
+      </w:r>
+      <w:proofErr w:type="spellStart"/>
+      <w:r>
+        <w:rPr>
+          <w:b/>
+        </w:rPr>
+        <w:t>awk</w:t>
+      </w:r>
+      <w:proofErr w:type="spellEnd"/>
+      <w:r>
+        <w:rPr>
+          <w:b/>
+        </w:rPr>
+        <w:t xml:space="preserve"> '{print $1, $3}' file.txt</w:t>
+      </w:r>
+    </w:p>
+    <w:p>
+      <w:pPr>
+        <w:pStyle w:val="NoSpacing"/>
+        <w:rPr>
+          <w:b/>
+        </w:rPr>
+      </w:pPr>
+      <w:r>
+        <w:rPr>
+          <w:b/>
+        </w:rPr>
+        <w:t>3.Flow rows based on conditions</w:t>
+      </w:r>
+    </w:p>
+    <w:p>
+      <w:pPr>
+        <w:pStyle w:val="NoSpacing"/>
+        <w:rPr>
+          <w:b/>
+        </w:rPr>
+      </w:pPr>
+      <w:proofErr w:type="spellStart"/>
+      <w:proofErr w:type="gramStart"/>
+      <w:r>
+        <w:rPr>
+          <w:b/>
+        </w:rPr>
+        <w:t>Cmd</w:t>
+      </w:r>
+      <w:proofErr w:type="spellEnd"/>
+      <w:r>
+        <w:rPr>
+          <w:b/>
+        </w:rPr>
+        <w:t xml:space="preserve"> :</w:t>
+      </w:r>
+      <w:proofErr w:type="gramEnd"/>
+      <w:r>
+        <w:rPr>
+          <w:b/>
+        </w:rPr>
+        <w:t xml:space="preserve"> </w:t>
+      </w:r>
+      <w:proofErr w:type="spellStart"/>
+      <w:r>
+        <w:rPr>
+          <w:b/>
+        </w:rPr>
+        <w:t>awk</w:t>
+      </w:r>
+      <w:proofErr w:type="spellEnd"/>
+      <w:r>
+        <w:rPr>
+          <w:b/>
+        </w:rPr>
+        <w:t xml:space="preserve"> '$2 &gt; 25 {print $1,$2}' file.txt</w:t>
+      </w:r>
+    </w:p>
+    <w:p>
+      <w:pPr>
+        <w:pStyle w:val="NoSpacing"/>
+        <w:rPr>
+          <w:b/>
+        </w:rPr>
+      </w:pPr>
+      <w:r>
+        <w:rPr>
+          <w:b/>
+        </w:rPr>
+        <w:t>4.</w:t>
+      </w:r>
+      <w:r>
+        <w:rPr>
+          <w:b/>
+        </w:rPr>
+        <w:t>count Lines</w:t>
+      </w:r>
+    </w:p>
+    <w:p>
+      <w:pPr>
+        <w:pStyle w:val="NoSpacing"/>
+        <w:rPr>
+          <w:b/>
+        </w:rPr>
+      </w:pPr>
+      <w:proofErr w:type="spellStart"/>
+      <w:proofErr w:type="gramStart"/>
+      <w:r>
+        <w:rPr>
+          <w:b/>
+        </w:rPr>
+        <w:t>Cmd</w:t>
+      </w:r>
+      <w:proofErr w:type="spellEnd"/>
+      <w:r>
+        <w:rPr>
+          <w:b/>
+        </w:rPr>
+        <w:t xml:space="preserve"> :</w:t>
+      </w:r>
+      <w:proofErr w:type="gramEnd"/>
+      <w:r>
+        <w:rPr>
+          <w:b/>
+        </w:rPr>
+        <w:t xml:space="preserve"> </w:t>
+      </w:r>
+      <w:proofErr w:type="spellStart"/>
+      <w:r>
+        <w:rPr>
+          <w:b/>
+        </w:rPr>
+        <w:t>awk</w:t>
+      </w:r>
+      <w:proofErr w:type="spellEnd"/>
+      <w:r>
+        <w:rPr>
+          <w:b/>
+        </w:rPr>
+        <w:t xml:space="preserve"> 'END {print NR}' file.txt</w:t>
+      </w:r>
+    </w:p>
+    <w:p>
+      <w:pPr>
+        <w:pStyle w:val="NoSpacing"/>
+        <w:rPr>
+          <w:b/>
+        </w:rPr>
+      </w:pPr>
+      <w:r>
+        <w:rPr>
+          <w:b/>
+        </w:rPr>
+        <w:t xml:space="preserve">5.Calculate the sum of </w:t>
+      </w:r>
+      <w:proofErr w:type="spellStart"/>
+      <w:r>
+        <w:rPr>
+          <w:b/>
+        </w:rPr>
+        <w:t>coloumn</w:t>
+      </w:r>
+      <w:proofErr w:type="spellEnd"/>
+      <w:r>
+        <w:rPr>
+          <w:b/>
+        </w:rPr>
+        <w:t xml:space="preserve"> </w:t>
+      </w:r>
+    </w:p>
+    <w:p>
+      <w:pPr>
+        <w:pStyle w:val="NoSpacing"/>
+        <w:rPr>
+          <w:b/>
+        </w:rPr>
+      </w:pPr>
+      <w:proofErr w:type="spellStart"/>
+      <w:proofErr w:type="gramStart"/>
+      <w:r>
+        <w:rPr>
+          <w:b/>
+        </w:rPr>
+        <w:t>Cmd</w:t>
+      </w:r>
+      <w:proofErr w:type="spellEnd"/>
+      <w:r>
+        <w:rPr>
+          <w:b/>
+        </w:rPr>
+        <w:t xml:space="preserve"> :</w:t>
+      </w:r>
+      <w:proofErr w:type="gramEnd"/>
+      <w:r>
+        <w:rPr>
+          <w:b/>
+        </w:rPr>
+        <w:t xml:space="preserve"> </w:t>
+      </w:r>
+      <w:proofErr w:type="spellStart"/>
+      <w:r>
+        <w:rPr>
+          <w:b/>
+        </w:rPr>
+        <w:t>awk</w:t>
+      </w:r>
+      <w:proofErr w:type="spellEnd"/>
+      <w:r>
+        <w:rPr>
+          <w:b/>
+        </w:rPr>
+        <w:t xml:space="preserve"> '{sum += $2} END {print sum}' salary.txt</w:t>
+      </w:r>
+    </w:p>
+    <w:p>
+      <w:pPr>
+        <w:pStyle w:val="NoSpacing"/>
+        <w:rPr>
+          <w:b/>
+        </w:rPr>
+      </w:pPr>
+    </w:p>
+    <w:p>
+      <w:pPr>
+        <w:pStyle w:val="NoSpacing"/>
+        <w:rPr>
+          <w:b/>
+        </w:rPr>
+      </w:pPr>
+      <w:r>
+        <w:rPr>
+          <w:b/>
+        </w:rPr>
+        <w:t>5-use cases for SED</w:t>
+      </w:r>
+    </w:p>
+    <w:p>
+      <w:pPr>
+        <w:pStyle w:val="NoSpacing"/>
+        <w:rPr>
+          <w:b/>
+        </w:rPr>
+      </w:pPr>
+      <w:r>
+        <w:rPr>
+          <w:b/>
+        </w:rPr>
+        <w:t xml:space="preserve">1.Replace a word </w:t>
+      </w:r>
+    </w:p>
+    <w:p>
+      <w:pPr>
+        <w:pStyle w:val="NoSpacing"/>
+        <w:rPr>
+          <w:b/>
+          <w:lang w:eastAsia="en-IN"/>
+        </w:rPr>
+      </w:pPr>
+      <w:r>
+        <w:rPr>
+          <w:b/>
+          <w:lang w:eastAsia="en-IN"/>
+        </w:rPr>
+        <w:t>Replace "AWS" with "Azure".</w:t>
+      </w:r>
+    </w:p>
+    <w:p>
+      <w:pPr>
+        <w:pStyle w:val="NoSpacing"/>
+        <w:rPr>
+          <w:b/>
+        </w:rPr>
+      </w:pPr>
+      <w:proofErr w:type="spellStart"/>
+      <w:proofErr w:type="gramStart"/>
+      <w:r>
+        <w:rPr>
+          <w:b/>
+        </w:rPr>
+        <w:t>Cmd</w:t>
+      </w:r>
+      <w:proofErr w:type="spellEnd"/>
+      <w:r>
+        <w:rPr>
+          <w:b/>
+        </w:rPr>
+        <w:t xml:space="preserve"> :</w:t>
+      </w:r>
+      <w:proofErr w:type="gramEnd"/>
+      <w:r>
+        <w:rPr>
+          <w:b/>
+        </w:rPr>
+        <w:t xml:space="preserve"> </w:t>
+      </w:r>
+      <w:proofErr w:type="spellStart"/>
+      <w:r>
+        <w:rPr>
+          <w:b/>
+        </w:rPr>
+        <w:t>sed</w:t>
+      </w:r>
+      <w:proofErr w:type="spellEnd"/>
+      <w:r>
+        <w:rPr>
+          <w:b/>
+        </w:rPr>
+        <w:t xml:space="preserve"> 's/AWS/Azure/' file.txt</w:t>
+      </w:r>
+    </w:p>
+    <w:p>
+      <w:pPr>
+        <w:pStyle w:val="NoSpacing"/>
+        <w:rPr>
+          <w:b/>
+        </w:rPr>
+      </w:pPr>
+      <w:r>
+        <w:rPr>
+          <w:b/>
+        </w:rPr>
+        <w:t xml:space="preserve">2.Replace all </w:t>
+      </w:r>
+      <w:proofErr w:type="spellStart"/>
+      <w:r>
+        <w:rPr>
+          <w:b/>
+        </w:rPr>
+        <w:t>Occurences</w:t>
+      </w:r>
+      <w:proofErr w:type="spellEnd"/>
+      <w:r>
+        <w:rPr>
+          <w:b/>
+        </w:rPr>
+        <w:t xml:space="preserve"> in a line</w:t>
+      </w:r>
+    </w:p>
+    <w:p>
+      <w:pPr>
+        <w:pStyle w:val="NoSpacing"/>
+        <w:rPr>
+          <w:b/>
+        </w:rPr>
+      </w:pPr>
+      <w:r>
+        <w:rPr>
+          <w:rStyle w:val="HTMLCode"/>
+          <w:rFonts w:eastAsiaTheme="minorHAnsi"/>
+          <w:b/>
+        </w:rPr>
+        <w:t>g</w:t>
+      </w:r>
+      <w:r>
+        <w:rPr>
+          <w:b/>
+        </w:rPr>
+        <w:t xml:space="preserve"> = Global (replace every occurrence)</w:t>
+      </w:r>
+      <w:r>
+        <w:rPr>
+          <w:b/>
+        </w:rPr>
+        <w:t xml:space="preserve"> </w:t>
+      </w:r>
+    </w:p>
+    <w:p>
+      <w:pPr>
+        <w:pStyle w:val="NoSpacing"/>
+        <w:rPr>
+          <w:b/>
+        </w:rPr>
+      </w:pPr>
+      <w:proofErr w:type="spellStart"/>
+      <w:proofErr w:type="gramStart"/>
+      <w:r>
+        <w:rPr>
+          <w:b/>
+        </w:rPr>
+        <w:t>Cmd</w:t>
+      </w:r>
+      <w:proofErr w:type="spellEnd"/>
+      <w:r>
+        <w:rPr>
+          <w:b/>
+        </w:rPr>
+        <w:t xml:space="preserve"> :</w:t>
+      </w:r>
+      <w:proofErr w:type="gramEnd"/>
+      <w:r>
+        <w:rPr>
+          <w:b/>
+        </w:rPr>
+        <w:t xml:space="preserve"> </w:t>
+      </w:r>
+      <w:proofErr w:type="spellStart"/>
+      <w:r>
+        <w:rPr>
+          <w:b/>
+        </w:rPr>
+        <w:t>sed</w:t>
+      </w:r>
+      <w:proofErr w:type="spellEnd"/>
+      <w:r>
+        <w:rPr>
+          <w:b/>
+        </w:rPr>
+        <w:t xml:space="preserve"> 's/AWS/Azure/g' file.txt</w:t>
+      </w:r>
+    </w:p>
+    <w:p>
+      <w:pPr>
+        <w:pStyle w:val="NoSpacing"/>
+        <w:rPr>
+          <w:b/>
+        </w:rPr>
+      </w:pPr>
+      <w:r>
+        <w:rPr>
+          <w:b/>
+        </w:rPr>
+        <w:t xml:space="preserve">3.Delete a line </w:t>
+      </w:r>
+    </w:p>
+    <w:p>
+      <w:pPr>
+        <w:pStyle w:val="NoSpacing"/>
+        <w:rPr>
+          <w:b/>
+        </w:rPr>
+      </w:pPr>
+      <w:r>
+        <w:rPr>
+          <w:b/>
+        </w:rPr>
+        <w:t>Delete line number 5.</w:t>
+      </w:r>
+    </w:p>
+    <w:p>
+      <w:pPr>
+        <w:pStyle w:val="NoSpacing"/>
+        <w:rPr>
+          <w:b/>
+        </w:rPr>
+      </w:pPr>
+      <w:proofErr w:type="spellStart"/>
+      <w:proofErr w:type="gramStart"/>
+      <w:r>
+        <w:rPr>
+          <w:b/>
+        </w:rPr>
+        <w:t>Cmd</w:t>
+      </w:r>
+      <w:proofErr w:type="spellEnd"/>
+      <w:r>
+        <w:rPr>
+          <w:b/>
+        </w:rPr>
+        <w:t xml:space="preserve"> :</w:t>
+      </w:r>
+      <w:proofErr w:type="gramEnd"/>
+      <w:r>
+        <w:rPr>
+          <w:b/>
+        </w:rPr>
+        <w:t xml:space="preserve"> </w:t>
+      </w:r>
+      <w:proofErr w:type="spellStart"/>
+      <w:r>
+        <w:rPr>
+          <w:b/>
+        </w:rPr>
+        <w:t>sed</w:t>
+      </w:r>
+      <w:proofErr w:type="spellEnd"/>
+      <w:r>
+        <w:rPr>
+          <w:b/>
+        </w:rPr>
+        <w:t xml:space="preserve"> '5d' file.txt</w:t>
+      </w:r>
+    </w:p>
+    <w:p>
+      <w:pPr>
+        <w:pStyle w:val="NoSpacing"/>
+        <w:rPr>
+          <w:b/>
+        </w:rPr>
+      </w:pPr>
+      <w:r>
+        <w:rPr>
+          <w:b/>
+        </w:rPr>
+        <w:t xml:space="preserve">4.Print only a specific Line </w:t>
+      </w:r>
+    </w:p>
+    <w:p>
+      <w:pPr>
+        <w:pStyle w:val="NoSpacing"/>
+        <w:rPr>
+          <w:b/>
+        </w:rPr>
+      </w:pPr>
+      <w:r>
+        <w:rPr>
+          <w:b/>
+        </w:rPr>
+        <w:t>Print line 10</w:t>
+      </w:r>
+    </w:p>
+    <w:p>
+      <w:pPr>
+        <w:pStyle w:val="NoSpacing"/>
+        <w:rPr>
+          <w:b/>
+        </w:rPr>
+      </w:pPr>
+      <w:proofErr w:type="spellStart"/>
+      <w:proofErr w:type="gramStart"/>
+      <w:r>
+        <w:rPr>
+          <w:b/>
+        </w:rPr>
+        <w:t>Cmd</w:t>
+      </w:r>
+      <w:proofErr w:type="spellEnd"/>
+      <w:r>
+        <w:rPr>
+          <w:b/>
+        </w:rPr>
+        <w:t xml:space="preserve"> :</w:t>
+      </w:r>
+      <w:proofErr w:type="gramEnd"/>
+      <w:r>
+        <w:rPr>
+          <w:b/>
+        </w:rPr>
+        <w:t xml:space="preserve"> </w:t>
+      </w:r>
+      <w:proofErr w:type="spellStart"/>
+      <w:r>
+        <w:rPr>
+          <w:b/>
+        </w:rPr>
+        <w:t>sed</w:t>
+      </w:r>
+      <w:proofErr w:type="spellEnd"/>
+      <w:r>
+        <w:rPr>
+          <w:b/>
+        </w:rPr>
+        <w:t xml:space="preserve"> -n '10p' file.txt</w:t>
+      </w:r>
+    </w:p>
+    <w:p>
+      <w:pPr>
+        <w:pStyle w:val="NoSpacing"/>
+        <w:rPr>
+          <w:b/>
+        </w:rPr>
+      </w:pPr>
+      <w:r>
+        <w:rPr>
+          <w:b/>
+        </w:rPr>
+        <w:t>5.Edit a file directory</w:t>
+      </w:r>
+    </w:p>
+    <w:p>
+      <w:pPr>
+        <w:pStyle w:val="NoSpacing"/>
+        <w:rPr>
+          <w:b/>
+        </w:rPr>
+      </w:pPr>
+      <w:r>
+        <w:rPr>
+          <w:b/>
+        </w:rPr>
+        <w:t>Replace dev with prod inside a file</w:t>
+      </w:r>
+    </w:p>
+    <w:p>
+      <w:pPr>
+        <w:pStyle w:val="NoSpacing"/>
+        <w:rPr>
+          <w:b/>
+        </w:rPr>
+      </w:pPr>
+      <w:proofErr w:type="spellStart"/>
+      <w:r>
+        <w:rPr>
+          <w:b/>
+        </w:rPr>
+        <w:t>sed</w:t>
+      </w:r>
+      <w:proofErr w:type="spellEnd"/>
+      <w:r>
+        <w:rPr>
+          <w:b/>
+        </w:rPr>
+        <w:t xml:space="preserve"> -</w:t>
+      </w:r>
+      <w:proofErr w:type="spellStart"/>
+      <w:r>
+        <w:rPr>
+          <w:b/>
+        </w:rPr>
+        <w:t>i</w:t>
+      </w:r>
+      <w:proofErr w:type="spellEnd"/>
+      <w:r>
+        <w:rPr>
+          <w:b/>
+        </w:rPr>
+        <w:t xml:space="preserve"> 's/dev/prod/g' file.txt</w:t>
+      </w:r>
     </w:p>
     <w:sectPr>
       <w:pgSz w:w="11906" w:h="16838"/>
@@ -12269,6 +13083,15 @@
       <w:lang w:eastAsia="en-IN"/>
     </w:rPr>
   </w:style>
+  <w:style w:type="paragraph" w:styleId="NoSpacing">
+    <w:name w:val="No Spacing"/>
+    <w:uiPriority w:val="1"/>
+    <w:qFormat/>
+    <w:rsid w:val="001E1E52"/>
+    <w:pPr>
+      <w:spacing w:after="0" w:line="240" w:lineRule="auto"/>
+    </w:pPr>
+  </w:style>
 </w:styles>
 </file>
 
